--- a/抽離教學_數學/高一數學/融合班教學資源/第二學段/01_三角函數/練習_角與三角函數的概念_融合版_高一數學.docx
+++ b/抽離教學_數學/高一數學/融合班教學資源/第二學段/01_三角函數/練習_角與三角函數的概念_融合版_高一數學.docx
@@ -53,6 +53,7 @@
     </w:p>
     <w:p>
       <w:pPr>
+        <w:keepNext/>
         <w:spacing w:line="360" w:lineRule="auto" w:after="80"/>
         <w:jc w:val="left"/>
       </w:pPr>
@@ -776,6 +777,7 @@
     </w:p>
     <w:p>
       <w:pPr>
+        <w:keepNext/>
         <w:spacing w:line="360" w:lineRule="auto" w:after="80"/>
         <w:jc w:val="left"/>
       </w:pPr>
@@ -1639,6 +1641,7 @@
     </w:p>
     <w:p>
       <w:pPr>
+        <w:keepNext/>
         <w:spacing w:line="360" w:lineRule="auto" w:after="80"/>
         <w:jc w:val="left"/>
       </w:pPr>
@@ -2228,6 +2231,7 @@
     </w:p>
     <w:p>
       <w:pPr>
+        <w:keepNext/>
         <w:spacing w:line="360" w:lineRule="auto" w:after="80"/>
         <w:jc w:val="left"/>
       </w:pPr>
@@ -2253,7 +2257,7 @@
           <w:sz w:val="24"/>
           <w:szCs w:val="24"/>
         </w:rPr>
-        <w:t xml:space="preserve">A-1：60° − 360° = −300°；與 60° 終邊相同的是 −300° 和 480°。（90° − 60° = 30° 不是 360° 的倍數）</w:t>
+        <w:t xml:space="preserve">A-1：60° − 360° = −300°；三個角之中，與 60° 終邊相同的只有 −300°。（90° − 60° = 30°、480° − 60° = 420°，都不是 360° 的整數倍；480° 減去 360° 得 120°，其實與 120° 終邊相同）</w:t>
       </w:r>
     </w:p>
     <w:p>
@@ -2983,6 +2987,22 @@
       <w:t xml:space="preserve">高一數學．三角函數（一）角與三角函數的概念　第 </w:t>
     </w:r>
     <w:fldSimple w:instr=" PAGE ">
+      <w:r>
+        <w:rPr>
+          <w:sz w:val="18"/>
+          <w:color w:val="666666"/>
+        </w:rPr>
+        <w:t>1</w:t>
+      </w:r>
+    </w:fldSimple>
+    <w:r>
+      <w:rPr>
+        <w:sz w:val="18"/>
+        <w:color w:val="666666"/>
+      </w:rPr>
+      <w:t xml:space="preserve"> 頁／共 </w:t>
+    </w:r>
+    <w:fldSimple w:instr=" NUMPAGES ">
       <w:r>
         <w:rPr>
           <w:sz w:val="18"/>
